--- a/KURIKULUM2026_REVISI/026_ANALISIS_KRITIS_MK_DIHAPUS_DAN_REKOMENDASI_PENGGANTI.docx
+++ b/KURIKULUM2026_REVISI/026_ANALISIS_KRITIS_MK_DIHAPUS_DAN_REKOMENDASI_PENGGANTI.docx
@@ -958,7 +958,7 @@
                 <w:color w:val="1F3864"/>
                 <w:sz w:val="20"/>
               </w:rPr>
-              <w:t>"**Dihapus** dari K2026 (di luar positioning "Integrator AI"). Unsur gamifikasi terserap parsial pada `STC-01` UX Research &amp; `STC-04` XR. Diakui sebagai kredit bebas 3 SKS"</w:t>
+              <w:t>"**Dihapus** dari K2026 (di luar positioning "Integrator AI"). Unsur gamifikasi terserap parsial pada `STC-501` UX Research &amp; `STC-701` XR. Diakui sebagai kredit bebas 3 SKS"</w:t>
             </w:r>
           </w:p>
         </w:tc>
@@ -1172,7 +1172,7 @@
           <w:color w:val="A02828"/>
           <w:sz w:val="20"/>
         </w:rPr>
-        <w:t>STC-01</w:t>
+        <w:t>STC-501</w:t>
       </w:r>
       <w:r>
         <w:rPr>
@@ -1188,7 +1188,7 @@
           <w:color w:val="A02828"/>
           <w:sz w:val="20"/>
         </w:rPr>
-        <w:t>STC-04</w:t>
+        <w:t>STC-701</w:t>
       </w:r>
       <w:r>
         <w:rPr>
@@ -1351,7 +1351,7 @@
                 <w:color w:val="A02828"/>
                 <w:sz w:val="18"/>
               </w:rPr>
-              <w:t>STC-01</w:t>
+              <w:t>STC-501</w:t>
             </w:r>
             <w:r>
               <w:rPr>
@@ -1479,7 +1479,7 @@
                 <w:color w:val="A02828"/>
                 <w:sz w:val="18"/>
               </w:rPr>
-              <w:t>STC-04</w:t>
+              <w:t>STC-701</w:t>
             </w:r>
             <w:r>
               <w:rPr>
@@ -1763,7 +1763,7 @@
                 <w:color w:val="A02828"/>
                 <w:sz w:val="18"/>
               </w:rPr>
-              <w:t>STC-03</w:t>
+              <w:t>STC-602</w:t>
             </w:r>
             <w:r>
               <w:rPr>
@@ -1971,7 +1971,7 @@
                 <w:color w:val="1F3864"/>
                 <w:sz w:val="20"/>
               </w:rPr>
-              <w:t>"**Dihapus** dari K2026 (bertumpang dengan ranah riset algoritma Prodi TI, Dok. 016). Unsur ekstraksi fitur sinyal terserap parsial pada `STI-501` Deep Learning &amp; `STA-06` Smart Surveillance. Diakui sebagai kredit bebas 3 SKS"</w:t>
+              <w:t>"**Dihapus** dari K2026 (bertumpang dengan ranah riset algoritma Prodi TI, Dok. 016). Unsur ekstraksi fitur sinyal terserap parsial pada `STI-626` Deep Learning &amp; `STA-703` Smart Surveillance. Diakui sebagai kredit bebas 3 SKS"</w:t>
             </w:r>
           </w:p>
         </w:tc>
@@ -2380,7 +2380,7 @@
                 <w:color w:val="A02828"/>
                 <w:sz w:val="18"/>
               </w:rPr>
-              <w:t>STI-501</w:t>
+              <w:t>STI-626</w:t>
             </w:r>
             <w:r>
               <w:rPr>
@@ -2549,7 +2549,7 @@
                 <w:color w:val="A02828"/>
                 <w:sz w:val="18"/>
               </w:rPr>
-              <w:t>STA-06</w:t>
+              <w:t>STA-703</w:t>
             </w:r>
             <w:r>
               <w:rPr>
@@ -4158,7 +4158,7 @@
                 <w:color w:val="A02828"/>
                 <w:sz w:val="18"/>
               </w:rPr>
-              <w:t>STC-01</w:t>
+              <w:t>STC-501</w:t>
             </w:r>
           </w:p>
         </w:tc>
@@ -4279,7 +4279,7 @@
                 <w:color w:val="A02828"/>
                 <w:sz w:val="18"/>
               </w:rPr>
-              <w:t>STC-04</w:t>
+              <w:t>STC-701</w:t>
             </w:r>
           </w:p>
         </w:tc>
@@ -4400,7 +4400,7 @@
                 <w:color w:val="A02828"/>
                 <w:sz w:val="18"/>
               </w:rPr>
-              <w:t>STI-501</w:t>
+              <w:t>STI-519</w:t>
             </w:r>
           </w:p>
         </w:tc>
@@ -4521,7 +4521,7 @@
                 <w:color w:val="A02828"/>
                 <w:sz w:val="18"/>
               </w:rPr>
-              <w:t>STA-06</w:t>
+              <w:t>STA-703</w:t>
             </w:r>
           </w:p>
         </w:tc>
@@ -4968,7 +4968,7 @@
           <w:color w:val="A02828"/>
           <w:sz w:val="20"/>
         </w:rPr>
-        <w:t>STC-01</w:t>
+        <w:t>STC-501</w:t>
       </w:r>
       <w:r>
         <w:rPr>
@@ -4984,7 +4984,7 @@
           <w:color w:val="A02828"/>
           <w:sz w:val="20"/>
         </w:rPr>
-        <w:t>STC-04</w:t>
+        <w:t>STC-701</w:t>
       </w:r>
       <w:r>
         <w:rPr>
@@ -5323,7 +5323,7 @@
                 <w:color w:val="A02828"/>
                 <w:sz w:val="18"/>
               </w:rPr>
-              <w:t>STC-03</w:t>
+              <w:t>STC-602</w:t>
             </w:r>
             <w:r>
               <w:rPr>
@@ -5488,7 +5488,7 @@
                 <w:color w:val="A02828"/>
                 <w:sz w:val="18"/>
               </w:rPr>
-              <w:t>STC-01</w:t>
+              <w:t>STC-501</w:t>
             </w:r>
             <w:r>
               <w:rPr>
@@ -5653,7 +5653,7 @@
                 <w:color w:val="A02828"/>
                 <w:sz w:val="18"/>
               </w:rPr>
-              <w:t>STA-06</w:t>
+              <w:t>STA-703</w:t>
             </w:r>
             <w:r>
               <w:rPr>
@@ -5818,7 +5818,7 @@
                 <w:color w:val="A02828"/>
                 <w:sz w:val="18"/>
               </w:rPr>
-              <w:t>STI-501</w:t>
+              <w:t>STI-626</w:t>
             </w:r>
             <w:r>
               <w:rPr>
@@ -5983,7 +5983,7 @@
                 <w:color w:val="A02828"/>
                 <w:sz w:val="18"/>
               </w:rPr>
-              <w:t>STI-504</w:t>
+              <w:t>STI-521</w:t>
             </w:r>
             <w:r>
               <w:rPr>
@@ -6155,7 +6155,7 @@
           <w:color w:val="A02828"/>
           <w:sz w:val="20"/>
         </w:rPr>
-        <w:t>STC-03</w:t>
+        <w:t>STC-602</w:t>
       </w:r>
       <w:r>
         <w:rPr>
@@ -6187,7 +6187,7 @@
           <w:color w:val="A02828"/>
           <w:sz w:val="20"/>
         </w:rPr>
-        <w:t>STA-06</w:t>
+        <w:t>STA-703</w:t>
       </w:r>
       <w:r>
         <w:rPr>
@@ -7375,7 +7375,7 @@
                 <w:color w:val="A02828"/>
                 <w:sz w:val="18"/>
               </w:rPr>
-              <w:t>STC-01</w:t>
+              <w:t>STC-501</w:t>
             </w:r>
             <w:r>
               <w:rPr>
@@ -7391,7 +7391,7 @@
                 <w:color w:val="A02828"/>
                 <w:sz w:val="18"/>
               </w:rPr>
-              <w:t>STC-04</w:t>
+              <w:t>STC-701</w:t>
             </w:r>
             <w:r>
               <w:rPr>
@@ -7485,7 +7485,7 @@
                 <w:color w:val="A02828"/>
                 <w:sz w:val="18"/>
               </w:rPr>
-              <w:t>STC-03</w:t>
+              <w:t>STC-602</w:t>
             </w:r>
             <w:r>
               <w:rPr>
@@ -7585,7 +7585,7 @@
                 <w:color w:val="A02828"/>
                 <w:sz w:val="18"/>
               </w:rPr>
-              <w:t>STI-501</w:t>
+              <w:t>STI-626</w:t>
             </w:r>
             <w:r>
               <w:rPr>
@@ -7601,7 +7601,7 @@
                 <w:color w:val="A02828"/>
                 <w:sz w:val="18"/>
               </w:rPr>
-              <w:t>STA-06</w:t>
+              <w:t>STA-703</w:t>
             </w:r>
             <w:r>
               <w:rPr>
@@ -7678,7 +7678,7 @@
                 <w:color w:val="A02828"/>
                 <w:sz w:val="18"/>
               </w:rPr>
-              <w:t>STI-501</w:t>
+              <w:t>STI-519</w:t>
             </w:r>
             <w:r>
               <w:rPr>
@@ -7744,7 +7744,7 @@
                 <w:color w:val="A02828"/>
                 <w:sz w:val="18"/>
               </w:rPr>
-              <w:t>STI-504</w:t>
+              <w:t>STI-521</w:t>
             </w:r>
             <w:r>
               <w:rPr>
@@ -7760,7 +7760,7 @@
                 <w:color w:val="A02828"/>
                 <w:sz w:val="18"/>
               </w:rPr>
-              <w:t>STA-06</w:t>
+              <w:t>STA-703</w:t>
             </w:r>
             <w:r>
               <w:rPr>
@@ -8092,7 +8092,7 @@
                 <w:color w:val="A02828"/>
                 <w:sz w:val="18"/>
               </w:rPr>
-              <w:t>STC-01</w:t>
+              <w:t>STC-501</w:t>
             </w:r>
             <w:r>
               <w:rPr>
@@ -8277,7 +8277,7 @@
                 <w:color w:val="A02828"/>
                 <w:sz w:val="18"/>
               </w:rPr>
-              <w:t>STI-504</w:t>
+              <w:t>STI-521</w:t>
             </w:r>
             <w:r>
               <w:rPr>
@@ -9128,7 +9128,7 @@
                 <w:color w:val="A02828"/>
                 <w:sz w:val="18"/>
               </w:rPr>
-              <w:t>STC-01</w:t>
+              <w:t>STC-501</w:t>
             </w:r>
           </w:p>
         </w:tc>
@@ -9222,7 +9222,7 @@
                 <w:color w:val="A02828"/>
                 <w:sz w:val="18"/>
               </w:rPr>
-              <w:t>STI-504</w:t>
+              <w:t>STI-521</w:t>
             </w:r>
           </w:p>
         </w:tc>
